--- a/MAU BB TO TUNG/BAN ĐẦU/8. Biên bản tiếp nhận nguồn tin về TP.docx
+++ b/MAU BB TO TUNG/BAN ĐẦU/8. Biên bản tiếp nhận nguồn tin về TP.docx
@@ -1111,6 +1111,7 @@
           <w:tab w:val="left" w:pos="5000"/>
         </w:tabs>
         <w:spacing w:after="100"/>
+        <w:jc w:val="both"/>
         <w:rPr>
           <w:rFonts w:ascii="Times New Roman" w:hAnsi="Times New Roman" w:cs="Times New Roman"/>
           <w:sz w:val="28"/>
@@ -1146,6 +1147,7 @@
     <w:p>
       <w:pPr>
         <w:spacing w:after="100"/>
+        <w:jc w:val="both"/>
         <w:rPr>
           <w:rFonts w:ascii="Times New Roman" w:hAnsi="Times New Roman" w:cs="Times New Roman"/>
           <w:sz w:val="28"/>
@@ -1167,6 +1169,7 @@
           <w:tab w:val="left" w:pos="1000"/>
         </w:tabs>
         <w:spacing w:after="100"/>
+        <w:jc w:val="both"/>
         <w:rPr>
           <w:rFonts w:ascii="Times New Roman" w:hAnsi="Times New Roman" w:cs="Times New Roman"/>
           <w:sz w:val="28"/>
@@ -1213,6 +1216,7 @@
           <w:tab w:val="left" w:pos="1000"/>
         </w:tabs>
         <w:spacing w:after="100"/>
+        <w:jc w:val="both"/>
         <w:rPr>
           <w:rFonts w:ascii="Times New Roman" w:hAnsi="Times New Roman" w:cs="Times New Roman"/>
           <w:sz w:val="28"/>
@@ -1265,6 +1269,7 @@
     <w:p>
       <w:pPr>
         <w:spacing w:after="100"/>
+        <w:jc w:val="both"/>
         <w:rPr>
           <w:rFonts w:ascii="Times New Roman" w:hAnsi="Times New Roman" w:cs="Times New Roman"/>
           <w:sz w:val="28"/>
@@ -1283,6 +1288,7 @@
     <w:p>
       <w:pPr>
         <w:spacing w:after="100"/>
+        <w:jc w:val="both"/>
         <w:rPr>
           <w:rFonts w:ascii="Times New Roman" w:hAnsi="Times New Roman" w:cs="Times New Roman"/>
           <w:sz w:val="28"/>
@@ -1304,6 +1310,7 @@
           <w:tab w:val="left" w:pos="1000"/>
         </w:tabs>
         <w:spacing w:after="100"/>
+        <w:jc w:val="both"/>
         <w:rPr>
           <w:rFonts w:ascii="Times New Roman" w:hAnsi="Times New Roman" w:cs="Times New Roman"/>
           <w:sz w:val="28"/>
@@ -1325,7 +1332,7 @@
           <w:szCs w:val="28"/>
           <w:lang w:val="en-US"/>
         </w:rPr>
-        <w:tab/>
+        <w:t xml:space="preserve">. </w:t>
       </w:r>
       <w:r>
         <w:rPr>
@@ -1339,6 +1346,7 @@
     <w:p>
       <w:pPr>
         <w:spacing w:after="100"/>
+        <w:jc w:val="both"/>
         <w:rPr>
           <w:rFonts w:ascii="Times New Roman" w:hAnsi="Times New Roman" w:cs="Times New Roman"/>
           <w:sz w:val="28"/>
@@ -1357,6 +1365,7 @@
     <w:p>
       <w:pPr>
         <w:spacing w:after="100"/>
+        <w:jc w:val="both"/>
         <w:rPr>
           <w:rFonts w:ascii="Times New Roman" w:hAnsi="Times New Roman" w:cs="Times New Roman"/>
           <w:sz w:val="28"/>
@@ -1375,6 +1384,7 @@
     <w:p>
       <w:pPr>
         <w:spacing w:after="100"/>
+        <w:jc w:val="both"/>
         <w:rPr>
           <w:rFonts w:ascii="Times New Roman" w:hAnsi="Times New Roman" w:cs="Times New Roman"/>
           <w:sz w:val="28"/>

--- a/MAU BB TO TUNG/BAN ĐẦU/8. Biên bản tiếp nhận nguồn tin về TP.docx
+++ b/MAU BB TO TUNG/BAN ĐẦU/8. Biên bản tiếp nhận nguồn tin về TP.docx
@@ -1183,6 +1183,24 @@
           <w:szCs w:val="28"/>
         </w:rPr>
         <w:t>Sinh {doituong1_ngay_sinh}</w:t>
+      </w:r>
+      <w:r>
+        <w:rPr>
+          <w:rFonts w:ascii="Times New Roman" w:hAnsi="Times New Roman" w:cs="Times New Roman"/>
+          <w:sz w:val="28"/>
+          <w:szCs w:val="28"/>
+          <w:lang w:val="en-US"/>
+        </w:rPr>
+        <w:tab/>
+      </w:r>
+      <w:r>
+        <w:rPr>
+          <w:rFonts w:ascii="Times New Roman" w:hAnsi="Times New Roman" w:cs="Times New Roman"/>
+          <w:sz w:val="28"/>
+          <w:szCs w:val="28"/>
+          <w:lang w:val="en-US"/>
+        </w:rPr>
+        <w:tab/>
       </w:r>
       <w:r>
         <w:rPr>
